--- a/tasks/open-work-2026-05-06.docx
+++ b/tasks/open-work-2026-05-06.docx
@@ -754,6 +754,25 @@
           <w:sz w:val="22"/>
         </w:rPr>
         <w:t>Domain verification spot-check on Resend. FROM swap is in code; confirm outbound mail still lands.</w:t>
+      </w:r>
+    </w:p>
+    <w:p>
+      <w:pPr>
+        <w:spacing w:after="80"/>
+        <w:ind w:left="504" w:hanging="504"/>
+      </w:pPr>
+      <w:r>
+        <w:rPr>
+          <w:rFonts w:ascii="Cambria" w:hAnsi="Cambria"/>
+          <w:sz w:val="26"/>
+        </w:rPr>
+        <w:t xml:space="preserve">☐  </w:t>
+      </w:r>
+      <w:r>
+        <w:rPr>
+          <w:sz w:val="22"/>
+        </w:rPr>
+        <w:t>Wire Resend as Supabase Auth SMTP provider. Auth emails (signup, password reset) currently use Supabase default service - 4/hr cap, poor deliverability. Steps: (a) Resend add domain mail.distemperverse.com (subdomain avoids Wix root-MX limit), add DKIM/SPF DNS in Wix. (b) Supabase Auth -&gt; Emails -&gt; SMTP Settings -&gt; Enable Custom SMTP, host smtp.resend.com:465, user 'resend', password = RESEND_API_KEY, sender noreply@mail.distemperverse.com. (c) Test signup, verify in Resend Logs. Free tier (3k/mo) covers launch. Blocks email-confirmation gate from being usable.</w:t>
       </w:r>
     </w:p>
     <w:p>

--- a/tasks/open-work-2026-05-06.docx
+++ b/tasks/open-work-2026-05-06.docx
@@ -753,7 +753,7 @@
         <w:rPr>
           <w:sz w:val="22"/>
         </w:rPr>
-        <w:t>Domain verification spot-check on Resend. FROM swap is in code; confirm outbound mail still lands.</w:t>
+        <w:t>[DONE 2026-05-08C] Domain verification spot-check on Resend - verified via Cloudflare DNS, MX/SPF/DKIM all green.</w:t>
       </w:r>
     </w:p>
     <w:p>
@@ -772,7 +772,7 @@
         <w:rPr>
           <w:sz w:val="22"/>
         </w:rPr>
-        <w:t>Wire Resend as Supabase Auth SMTP provider. Auth emails (signup, password reset) currently use Supabase default service - 4/hr cap, poor deliverability. Steps: (a) Resend add domain mail.distemperverse.com (subdomain avoids Wix root-MX limit), add DKIM/SPF DNS in Wix. (b) Supabase Auth -&gt; Emails -&gt; SMTP Settings -&gt; Enable Custom SMTP, host smtp.resend.com:465, user 'resend', password = RESEND_API_KEY, sender noreply@mail.distemperverse.com. (c) Test signup, verify in Resend Logs. Free tier (3k/mo) covers launch. Blocks email-confirmation gate from being usable.</w:t>
+        <w:t>[DONE 2026-05-08C] Wire Resend as Supabase Auth SMTP provider. Cloudflare DNS migration replaced Wix; Resend domain verified; Supabase Custom SMTP wired (smtp.resend.com:465). Email-confirmation gate live.</w:t>
       </w:r>
     </w:p>
     <w:p>
@@ -811,6 +811,65 @@
           <w:sz w:val="22"/>
         </w:rPr>
         <w:t>Quick Reference card on /welcome. Placeholder needs CDP / WP-RP / Stress / Inspiration cheat sheet + SRD/CRB links.</w:t>
+      </w:r>
+    </w:p>
+    <w:p>
+      <w:pPr>
+        <w:spacing w:before="280" w:after="80"/>
+      </w:pPr>
+      <w:r>
+        <w:rPr>
+          <w:b/>
+          <w:color w:val="C0392B"/>
+          <w:sz w:val="28"/>
+        </w:rPr>
+        <w:t>SECURITY HARDENING - Linter follow-ups</w:t>
+      </w:r>
+    </w:p>
+    <w:p>
+      <w:pPr>
+        <w:spacing w:after="40"/>
+      </w:pPr>
+      <w:r>
+        <w:t>Tier 1+2 cleared 2026-05-08C via sql/security-hardening-2026-05-08.sql (~120 of ~130 linter warnings closed). Tier 3 remaining:</w:t>
+      </w:r>
+    </w:p>
+    <w:p>
+      <w:pPr>
+        <w:spacing w:after="80"/>
+        <w:ind w:left="504" w:hanging="504"/>
+      </w:pPr>
+      <w:r>
+        <w:rPr>
+          <w:rFonts w:ascii="Cambria" w:hAnsi="Cambria"/>
+          <w:sz w:val="26"/>
+        </w:rPr>
+        <w:t xml:space="preserve">☐  </w:t>
+      </w:r>
+      <w:r>
+        <w:rPr>
+          <w:sz w:val="22"/>
+        </w:rPr>
+        <w:t>HaveIBeenPwned password-leak protection. Supabase dashboard - Authentication - Attack Protection - toggle Prevent use of leaked passwords ON. 1-click. Free.</w:t>
+      </w:r>
+    </w:p>
+    <w:p>
+      <w:pPr>
+        <w:spacing w:after="80"/>
+        <w:ind w:left="504" w:hanging="504"/>
+      </w:pPr>
+      <w:r>
+        <w:rPr>
+          <w:rFonts w:ascii="Cambria" w:hAnsi="Cambria"/>
+          <w:sz w:val="26"/>
+        </w:rPr>
+        <w:t xml:space="preserve">☐  </w:t>
+      </w:r>
+      <w:r>
+        <w:rPr>
+          <w:sz w:val="22"/>
+        </w:rPr>
+        <w:t>Public-bucket SELECT policy tightening. 9 storage buckets (account-avatars, campaign-npcs, character-portraits, module-covers, object-tokens, portrait-bank, session-attachments, tactical-maps, war-stories) allow listing all files. URL access still works without listing - listing exposes file inventory. Per-bucket UX decision needed.</w:t>
       </w:r>
     </w:p>
     <w:p>
